--- a/Zubaida_Alamoodi_CV.docx
+++ b/Zubaida_Alamoodi_CV.docx
@@ -133,23 +133,7 @@
             <w:color w:val="1155CC"/>
             <w:u w:val="single"/>
           </w:rPr>
-          <w:t>Portfo</w:t>
-        </w:r>
-        <w:r>
-          <w:rPr>
-            <w:rFonts w:ascii="Times New Roman" w:eastAsia="Times New Roman" w:hAnsi="Times New Roman" w:cs="Times New Roman"/>
-            <w:color w:val="1155CC"/>
-            <w:u w:val="single"/>
-          </w:rPr>
-          <w:t>l</w:t>
-        </w:r>
-        <w:r>
-          <w:rPr>
-            <w:rFonts w:ascii="Times New Roman" w:eastAsia="Times New Roman" w:hAnsi="Times New Roman" w:cs="Times New Roman"/>
-            <w:color w:val="1155CC"/>
-            <w:u w:val="single"/>
-          </w:rPr>
-          <w:t xml:space="preserve">io </w:t>
+          <w:t xml:space="preserve">Portfolio </w:t>
         </w:r>
       </w:hyperlink>
       <w:r>
@@ -699,15 +683,17 @@
     </w:p>
     <w:p>
       <w:pPr>
+        <w:pStyle w:val="ListParagraph"/>
         <w:numPr>
           <w:ilvl w:val="0"/>
-          <w:numId w:val="8"/>
+          <w:numId w:val="14"/>
         </w:numPr>
-        <w:spacing w:before="240" w:after="240" w:line="240" w:lineRule="auto"/>
-        <w:rPr>
-          <w:rFonts w:ascii="Times New Roman" w:eastAsia="Times New Roman" w:hAnsi="Times New Roman" w:cs="Times New Roman"/>
-          <w:b/>
-          <w:bCs/>
+        <w:rPr>
+          <w:rFonts w:ascii="Times New Roman" w:eastAsia="Times New Roman" w:hAnsi="Times New Roman" w:cs="Times New Roman"/>
+          <w:b/>
+          <w:bCs/>
+          <w:sz w:val="24"/>
+          <w:szCs w:val="24"/>
           <w:highlight w:val="white"/>
         </w:rPr>
       </w:pPr>
@@ -720,6 +706,7 @@
         </w:rPr>
         <w:t xml:space="preserve">Amaan Traveller’ Companion, </w:t>
       </w:r>
+      <w:proofErr w:type="spellStart"/>
       <w:r>
         <w:rPr>
           <w:rFonts w:ascii="Times New Roman" w:eastAsia="Times New Roman" w:hAnsi="Times New Roman" w:cs="Times New Roman"/>
@@ -741,6 +728,7 @@
         </w:rPr>
         <w:t>ech</w:t>
       </w:r>
+      <w:proofErr w:type="spellEnd"/>
       <w:r>
         <w:rPr>
           <w:rFonts w:ascii="Times New Roman" w:eastAsia="Times New Roman" w:hAnsi="Times New Roman" w:cs="Times New Roman"/>
@@ -767,41 +755,78 @@
     </w:p>
     <w:p>
       <w:pPr>
-        <w:spacing w:before="240" w:after="240" w:line="240" w:lineRule="auto"/>
-        <w:ind w:left="720"/>
-        <w:rPr>
-          <w:rFonts w:ascii="Times New Roman" w:eastAsia="Times New Roman" w:hAnsi="Times New Roman" w:cs="Times New Roman"/>
-          <w:highlight w:val="white"/>
-        </w:rPr>
-      </w:pPr>
-      <w:r>
-        <w:rPr>
-          <w:rFonts w:ascii="Times New Roman" w:eastAsia="Times New Roman" w:hAnsi="Times New Roman" w:cs="Times New Roman"/>
-          <w:highlight w:val="white"/>
-        </w:rPr>
-        <w:t>Developed a secure mobile travel-support application combining destination guidance, visa and risk information, insurance recommendations, document management, AI assistance, and admin analytics. Implemented cybersecurity controls including authentication, role-based access, privacy-aware data handling, audit-log readiness, and secure backend integration.</w:t>
-      </w:r>
-    </w:p>
-    <w:p>
-      <w:pPr>
+        <w:pStyle w:val="ListParagraph"/>
+        <w:rPr>
+          <w:rFonts w:ascii="Times New Roman" w:eastAsia="Times New Roman" w:hAnsi="Times New Roman" w:cs="Times New Roman"/>
+          <w:highlight w:val="white"/>
+        </w:rPr>
+      </w:pPr>
+      <w:r>
+        <w:rPr>
+          <w:rFonts w:ascii="Times New Roman" w:eastAsia="Times New Roman" w:hAnsi="Times New Roman" w:cs="Times New Roman"/>
+          <w:highlight w:val="white"/>
+        </w:rPr>
+        <w:t>Developed a secure mobile travel</w:t>
+      </w:r>
+      <w:r>
+        <w:rPr>
+          <w:rFonts w:ascii="Times New Roman" w:eastAsia="Times New Roman" w:hAnsi="Times New Roman" w:cs="Times New Roman"/>
+          <w:highlight w:val="white"/>
+        </w:rPr>
+        <w:t xml:space="preserve"> </w:t>
+      </w:r>
+      <w:r>
+        <w:rPr>
+          <w:rFonts w:ascii="Times New Roman" w:eastAsia="Times New Roman" w:hAnsi="Times New Roman" w:cs="Times New Roman"/>
+          <w:highlight w:val="white"/>
+        </w:rPr>
+        <w:t>support application combining destination guidance, visa and risk information, insurance recommendations, document management, AI assistance, and admin analytics. Implemented cybersecurity controls including authentication, role-based access, privacy-aware data handling, audit-log readiness, and secure backend integration.</w:t>
+      </w:r>
+    </w:p>
+    <w:p>
+      <w:pPr>
+        <w:pStyle w:val="ListParagraph"/>
+        <w:rPr>
+          <w:rFonts w:ascii="Times New Roman" w:eastAsia="Times New Roman" w:hAnsi="Times New Roman" w:cs="Times New Roman"/>
+          <w:highlight w:val="white"/>
+        </w:rPr>
+      </w:pPr>
+    </w:p>
+    <w:p>
+      <w:pPr>
+        <w:pStyle w:val="ListParagraph"/>
         <w:numPr>
           <w:ilvl w:val="0"/>
-          <w:numId w:val="8"/>
+          <w:numId w:val="14"/>
         </w:numPr>
-        <w:spacing w:before="240" w:after="240" w:line="240" w:lineRule="auto"/>
-        <w:rPr>
-          <w:rFonts w:ascii="Times New Roman" w:eastAsia="Times New Roman" w:hAnsi="Times New Roman" w:cs="Times New Roman"/>
-          <w:highlight w:val="white"/>
-        </w:rPr>
-      </w:pPr>
-      <w:r>
-        <w:rPr>
-          <w:rFonts w:ascii="Times New Roman" w:eastAsia="Times New Roman" w:hAnsi="Times New Roman" w:cs="Times New Roman"/>
-          <w:b/>
-          <w:bCs/>
-          <w:highlight w:val="white"/>
-        </w:rPr>
-        <w:t>VeritasLens,</w:t>
+        <w:rPr>
+          <w:rFonts w:ascii="Times New Roman" w:eastAsia="Times New Roman" w:hAnsi="Times New Roman" w:cs="Times New Roman"/>
+          <w:b/>
+          <w:bCs/>
+          <w:sz w:val="24"/>
+          <w:szCs w:val="24"/>
+          <w:highlight w:val="white"/>
+        </w:rPr>
+      </w:pPr>
+      <w:proofErr w:type="spellStart"/>
+      <w:r>
+        <w:rPr>
+          <w:rFonts w:ascii="Times New Roman" w:eastAsia="Times New Roman" w:hAnsi="Times New Roman" w:cs="Times New Roman"/>
+          <w:b/>
+          <w:bCs/>
+          <w:highlight w:val="white"/>
+        </w:rPr>
+        <w:t>VeritasLens</w:t>
+      </w:r>
+      <w:proofErr w:type="spellEnd"/>
+      <w:r>
+        <w:rPr>
+          <w:rFonts w:ascii="Times New Roman" w:eastAsia="Times New Roman" w:hAnsi="Times New Roman" w:cs="Times New Roman"/>
+          <w:b/>
+          <w:bCs/>
+          <w:highlight w:val="white"/>
+        </w:rPr>
+        <w:t>,</w:t>
       </w:r>
       <w:r>
         <w:rPr>
@@ -829,43 +854,44 @@
     </w:p>
     <w:p>
       <w:pPr>
-        <w:spacing w:before="240" w:after="240" w:line="240" w:lineRule="auto"/>
-        <w:ind w:left="720"/>
-        <w:rPr>
-          <w:rFonts w:ascii="Times New Roman" w:eastAsia="Times New Roman" w:hAnsi="Times New Roman" w:cs="Times New Roman"/>
-          <w:b/>
-          <w:bCs/>
-          <w:highlight w:val="white"/>
-        </w:rPr>
-      </w:pPr>
-      <w:r>
-        <w:rPr>
-          <w:rFonts w:ascii="Times New Roman" w:eastAsia="Times New Roman" w:hAnsi="Times New Roman" w:cs="Times New Roman"/>
-          <w:highlight w:val="white"/>
-        </w:rPr>
-        <w:lastRenderedPageBreak/>
-        <w:t xml:space="preserve"> Deepfake detection web platform that detects and verifies manipulated deepfakes while tracking related cyber incidents, website is fully compliant with Bahrain’s cyber laws and promotes digital trust and cybersecurity awareness. Tools used: AWS, Python, React, HTML, JS, CSS, ML algorithms.                                                                   </w:t>
-      </w:r>
-    </w:p>
-    <w:p>
-      <w:pPr>
+        <w:pStyle w:val="ListParagraph"/>
+        <w:rPr>
+          <w:rFonts w:ascii="Times New Roman" w:eastAsia="Times New Roman" w:hAnsi="Times New Roman" w:cs="Times New Roman"/>
+          <w:highlight w:val="white"/>
+        </w:rPr>
+      </w:pPr>
+      <w:r>
+        <w:rPr>
+          <w:rFonts w:ascii="Times New Roman" w:eastAsia="Times New Roman" w:hAnsi="Times New Roman" w:cs="Times New Roman"/>
+          <w:highlight w:val="white"/>
+        </w:rPr>
+        <w:t xml:space="preserve">Deepfake detection web platform that detects and verifies manipulated deepfakes while tracking related cyber incidents, website is fully compliant with Bahrain’s cyber laws and promotes digital trust and cybersecurity awareness. Tools used: AWS, Python, React, HTML, JS, CSS, ML algorithms.                                                                  </w:t>
+      </w:r>
+    </w:p>
+    <w:p>
+      <w:pPr>
+        <w:pStyle w:val="ListParagraph"/>
         <w:numPr>
           <w:ilvl w:val="0"/>
-          <w:numId w:val="8"/>
+          <w:numId w:val="14"/>
         </w:numPr>
-        <w:spacing w:before="240" w:after="240" w:line="240" w:lineRule="auto"/>
-        <w:rPr>
-          <w:rFonts w:ascii="Times New Roman" w:eastAsia="Times New Roman" w:hAnsi="Times New Roman" w:cs="Times New Roman"/>
-          <w:highlight w:val="white"/>
-        </w:rPr>
-      </w:pPr>
-      <w:r>
-        <w:rPr>
-          <w:rFonts w:ascii="Times New Roman" w:eastAsia="Times New Roman" w:hAnsi="Times New Roman" w:cs="Times New Roman"/>
-          <w:b/>
-          <w:bCs/>
-          <w:highlight w:val="white"/>
-        </w:rPr>
+        <w:rPr>
+          <w:rFonts w:ascii="Times New Roman" w:eastAsia="Times New Roman" w:hAnsi="Times New Roman" w:cs="Times New Roman"/>
+          <w:b/>
+          <w:bCs/>
+          <w:sz w:val="24"/>
+          <w:szCs w:val="24"/>
+          <w:highlight w:val="white"/>
+        </w:rPr>
+      </w:pPr>
+      <w:r>
+        <w:rPr>
+          <w:rFonts w:ascii="Times New Roman" w:eastAsia="Times New Roman" w:hAnsi="Times New Roman" w:cs="Times New Roman"/>
+          <w:b/>
+          <w:bCs/>
+          <w:highlight w:val="white"/>
+        </w:rPr>
+        <w:lastRenderedPageBreak/>
         <w:t xml:space="preserve">Cybersecurity Compliance Strategy for ICBC Bank, </w:t>
       </w:r>
       <w:r>
@@ -903,8 +929,7 @@
     </w:p>
     <w:p>
       <w:pPr>
-        <w:spacing w:before="240" w:after="240" w:line="240" w:lineRule="auto"/>
-        <w:ind w:left="720"/>
+        <w:pStyle w:val="ListParagraph"/>
         <w:rPr>
           <w:rFonts w:ascii="Times New Roman" w:eastAsia="Times New Roman" w:hAnsi="Times New Roman" w:cs="Times New Roman"/>
           <w:highlight w:val="white"/>
@@ -920,13 +945,30 @@
     </w:p>
     <w:p>
       <w:pPr>
+        <w:pStyle w:val="ListParagraph"/>
+        <w:rPr>
+          <w:rFonts w:ascii="Times New Roman" w:eastAsia="Times New Roman" w:hAnsi="Times New Roman" w:cs="Times New Roman"/>
+          <w:b/>
+          <w:bCs/>
+          <w:sz w:val="24"/>
+          <w:szCs w:val="24"/>
+          <w:highlight w:val="white"/>
+        </w:rPr>
+      </w:pPr>
+    </w:p>
+    <w:p>
+      <w:pPr>
+        <w:pStyle w:val="ListParagraph"/>
         <w:numPr>
           <w:ilvl w:val="0"/>
-          <w:numId w:val="1"/>
+          <w:numId w:val="14"/>
         </w:numPr>
-        <w:spacing w:before="240" w:after="240" w:line="240" w:lineRule="auto"/>
-        <w:rPr>
-          <w:rFonts w:ascii="Times New Roman" w:eastAsia="Times New Roman" w:hAnsi="Times New Roman" w:cs="Times New Roman"/>
+        <w:rPr>
+          <w:rFonts w:ascii="Times New Roman" w:eastAsia="Times New Roman" w:hAnsi="Times New Roman" w:cs="Times New Roman"/>
+          <w:b/>
+          <w:bCs/>
+          <w:sz w:val="24"/>
+          <w:szCs w:val="24"/>
           <w:highlight w:val="white"/>
         </w:rPr>
       </w:pPr>
@@ -1000,7 +1042,7 @@
       </w:pPr>
       <w:r>
         <w:pict w14:anchorId="2A1128D6">
-          <v:rect id="_x0000_i1029" style="width:0;height:1.5pt" o:hralign="center" o:hrstd="t" o:hr="t" fillcolor="#a0a0a0" stroked="f"/>
+          <v:rect id="_x0000_i1060" style="width:0;height:1.5pt" o:hralign="center" o:hrstd="t" o:hr="t" fillcolor="#a0a0a0" stroked="f"/>
         </w:pict>
       </w:r>
       <w:r>
@@ -1139,11 +1181,18 @@
       <w:r>
         <w:rPr>
           <w:rFonts w:ascii="Times New Roman" w:eastAsia="Times New Roman" w:hAnsi="Times New Roman" w:cs="Times New Roman"/>
-          <w:b/>
-          <w:bCs/>
-          <w:highlight w:val="white"/>
-        </w:rPr>
-        <w:t>2022 - Expected:2026</w:t>
+          <w:highlight w:val="white"/>
+        </w:rPr>
+        <w:t xml:space="preserve">      </w:t>
+      </w:r>
+      <w:r>
+        <w:rPr>
+          <w:rFonts w:ascii="Times New Roman" w:eastAsia="Times New Roman" w:hAnsi="Times New Roman" w:cs="Times New Roman"/>
+          <w:b/>
+          <w:bCs/>
+          <w:highlight w:val="white"/>
+        </w:rPr>
+        <w:t>2022 - 2026</w:t>
       </w:r>
     </w:p>
     <w:p>
@@ -1612,9 +1661,10 @@
     </w:p>
     <w:p>
       <w:pPr>
+        <w:pStyle w:val="ListParagraph"/>
         <w:numPr>
           <w:ilvl w:val="0"/>
-          <w:numId w:val="7"/>
+          <w:numId w:val="13"/>
         </w:numPr>
         <w:rPr>
           <w:rFonts w:ascii="Times New Roman" w:eastAsia="Times New Roman" w:hAnsi="Times New Roman" w:cs="Times New Roman"/>
@@ -1665,34 +1715,39 @@
     </w:p>
     <w:p>
       <w:pPr>
-        <w:ind w:left="720"/>
-        <w:rPr>
-          <w:rFonts w:ascii="Times New Roman" w:eastAsia="Times New Roman" w:hAnsi="Times New Roman" w:cs="Times New Roman"/>
-          <w:highlight w:val="white"/>
-        </w:rPr>
-      </w:pPr>
-      <w:r>
-        <w:rPr>
-          <w:rFonts w:ascii="Times New Roman" w:eastAsia="Times New Roman" w:hAnsi="Times New Roman" w:cs="Times New Roman"/>
-          <w:highlight w:val="white"/>
-        </w:rPr>
-        <w:t>Assisting startups and managing guest interactions to ensure a seamless experience. Focused on fostering connections between entrepreneurs and investors to enhance collaboration throughout the event.</w:t>
-      </w:r>
-    </w:p>
-    <w:p>
-      <w:pPr>
-        <w:ind w:left="720"/>
-        <w:rPr>
-          <w:rFonts w:ascii="Times New Roman" w:eastAsia="Times New Roman" w:hAnsi="Times New Roman" w:cs="Times New Roman"/>
-          <w:highlight w:val="white"/>
-        </w:rPr>
-      </w:pPr>
-    </w:p>
-    <w:p>
-      <w:pPr>
+        <w:rPr>
+          <w:rFonts w:ascii="Times New Roman" w:eastAsia="Times New Roman" w:hAnsi="Times New Roman" w:cs="Times New Roman"/>
+          <w:highlight w:val="white"/>
+        </w:rPr>
+      </w:pPr>
+      <w:r>
+        <w:rPr>
+          <w:rFonts w:ascii="Times New Roman" w:eastAsia="Times New Roman" w:hAnsi="Times New Roman" w:cs="Times New Roman"/>
+          <w:highlight w:val="white"/>
+        </w:rPr>
+        <w:t>Assisting startups and managing guest interactions</w:t>
+      </w:r>
+      <w:r>
+        <w:rPr>
+          <w:rFonts w:ascii="Times New Roman" w:eastAsia="Times New Roman" w:hAnsi="Times New Roman" w:cs="Times New Roman"/>
+          <w:highlight w:val="white"/>
+        </w:rPr>
+        <w:t xml:space="preserve">. </w:t>
+      </w:r>
+      <w:r>
+        <w:rPr>
+          <w:rFonts w:ascii="Times New Roman" w:eastAsia="Times New Roman" w:hAnsi="Times New Roman" w:cs="Times New Roman"/>
+          <w:highlight w:val="white"/>
+        </w:rPr>
+        <w:t>Focused on fostering connections between entrepreneurs and investors to enhance collaboration throughout the event.</w:t>
+      </w:r>
+    </w:p>
+    <w:p>
+      <w:pPr>
+        <w:pStyle w:val="ListParagraph"/>
         <w:numPr>
           <w:ilvl w:val="0"/>
-          <w:numId w:val="7"/>
+          <w:numId w:val="13"/>
         </w:numPr>
         <w:rPr>
           <w:rFonts w:ascii="Times New Roman" w:eastAsia="Times New Roman" w:hAnsi="Times New Roman" w:cs="Times New Roman"/>
@@ -1743,34 +1798,39 @@
     </w:p>
     <w:p>
       <w:pPr>
-        <w:ind w:left="720"/>
-        <w:rPr>
-          <w:rFonts w:ascii="Times New Roman" w:eastAsia="Times New Roman" w:hAnsi="Times New Roman" w:cs="Times New Roman"/>
-          <w:highlight w:val="white"/>
-        </w:rPr>
-      </w:pPr>
-      <w:r>
-        <w:rPr>
-          <w:rFonts w:ascii="Times New Roman" w:eastAsia="Times New Roman" w:hAnsi="Times New Roman" w:cs="Times New Roman"/>
-          <w:highlight w:val="white"/>
-        </w:rPr>
-        <w:t>Handled both photography and videography throughout the event, capturing keynote sessions, networking moments, and behind-the-scenes highlights that reflected the summit’s energy and impact.</w:t>
-      </w:r>
-    </w:p>
-    <w:p>
-      <w:pPr>
-        <w:ind w:left="720"/>
-        <w:rPr>
-          <w:rFonts w:ascii="Times New Roman" w:eastAsia="Times New Roman" w:hAnsi="Times New Roman" w:cs="Times New Roman"/>
-          <w:highlight w:val="white"/>
-        </w:rPr>
-      </w:pPr>
-    </w:p>
-    <w:p>
-      <w:pPr>
+        <w:rPr>
+          <w:rFonts w:ascii="Times New Roman" w:eastAsia="Times New Roman" w:hAnsi="Times New Roman" w:cs="Times New Roman"/>
+          <w:highlight w:val="white"/>
+        </w:rPr>
+      </w:pPr>
+      <w:r>
+        <w:rPr>
+          <w:rFonts w:ascii="Times New Roman" w:eastAsia="Times New Roman" w:hAnsi="Times New Roman" w:cs="Times New Roman"/>
+          <w:highlight w:val="white"/>
+        </w:rPr>
+        <w:t>Handled both photography and videography throughout the even</w:t>
+      </w:r>
+      <w:r>
+        <w:rPr>
+          <w:rFonts w:ascii="Times New Roman" w:eastAsia="Times New Roman" w:hAnsi="Times New Roman" w:cs="Times New Roman"/>
+          <w:highlight w:val="white"/>
+        </w:rPr>
+        <w:t>t,</w:t>
+      </w:r>
+      <w:r>
+        <w:rPr>
+          <w:rFonts w:ascii="Times New Roman" w:eastAsia="Times New Roman" w:hAnsi="Times New Roman" w:cs="Times New Roman"/>
+          <w:highlight w:val="white"/>
+        </w:rPr>
+        <w:t xml:space="preserve"> highlights that reflected the summit’s energy and impact.</w:t>
+      </w:r>
+    </w:p>
+    <w:p>
+      <w:pPr>
+        <w:pStyle w:val="ListParagraph"/>
         <w:numPr>
           <w:ilvl w:val="0"/>
-          <w:numId w:val="7"/>
+          <w:numId w:val="13"/>
         </w:numPr>
         <w:rPr>
           <w:rFonts w:ascii="Times New Roman" w:eastAsia="Times New Roman" w:hAnsi="Times New Roman" w:cs="Times New Roman"/>
@@ -1805,21 +1865,11 @@
     </w:p>
     <w:p>
       <w:pPr>
-        <w:ind w:left="720"/>
-        <w:rPr>
-          <w:rFonts w:ascii="Times New Roman" w:eastAsia="Times New Roman" w:hAnsi="Times New Roman" w:cs="Times New Roman"/>
-          <w:highlight w:val="white"/>
-        </w:rPr>
-      </w:pPr>
-      <w:r>
-        <w:rPr>
-          <w:rFonts w:ascii="Times New Roman" w:eastAsia="Times New Roman" w:hAnsi="Times New Roman" w:cs="Times New Roman"/>
-          <w:b/>
-          <w:bCs/>
-          <w:highlight w:val="white"/>
-        </w:rPr>
-        <w:t xml:space="preserve"> </w:t>
-      </w:r>
+        <w:rPr>
+          <w:rFonts w:ascii="Times New Roman" w:eastAsia="Times New Roman" w:hAnsi="Times New Roman" w:cs="Times New Roman"/>
+          <w:highlight w:val="white"/>
+        </w:rPr>
+      </w:pPr>
       <w:r>
         <w:rPr>
           <w:rFonts w:ascii="Times New Roman" w:eastAsia="Times New Roman" w:hAnsi="Times New Roman" w:cs="Times New Roman"/>
@@ -1847,19 +1897,80 @@
           <w:rFonts w:ascii="Times New Roman" w:eastAsia="Times New Roman" w:hAnsi="Times New Roman" w:cs="Times New Roman"/>
           <w:b/>
           <w:bCs/>
-          <w:highlight w:val="white"/>
-        </w:rPr>
-      </w:pPr>
-      <w:r>
-        <w:rPr>
-          <w:rFonts w:ascii="Times New Roman" w:eastAsia="Times New Roman" w:hAnsi="Times New Roman" w:cs="Times New Roman"/>
-          <w:b/>
-          <w:bCs/>
           <w:sz w:val="24"/>
           <w:szCs w:val="24"/>
+        </w:rPr>
+      </w:pPr>
+      <w:r>
+        <w:rPr>
+          <w:rFonts w:ascii="Times New Roman" w:eastAsia="Times New Roman" w:hAnsi="Times New Roman" w:cs="Times New Roman"/>
+          <w:b/>
+          <w:bCs/>
+          <w:sz w:val="24"/>
+          <w:szCs w:val="24"/>
           <w:highlight w:val="white"/>
         </w:rPr>
         <w:t>Awards/Achievements</w:t>
+      </w:r>
+    </w:p>
+    <w:p>
+      <w:pPr>
+        <w:pStyle w:val="ListParagraph"/>
+        <w:numPr>
+          <w:ilvl w:val="0"/>
+          <w:numId w:val="12"/>
+        </w:numPr>
+        <w:rPr>
+          <w:rFonts w:ascii="Times New Roman" w:eastAsia="Times New Roman" w:hAnsi="Times New Roman" w:cs="Times New Roman"/>
+          <w:b/>
+          <w:bCs/>
+          <w:sz w:val="24"/>
+          <w:szCs w:val="24"/>
+          <w:highlight w:val="white"/>
+        </w:rPr>
+      </w:pPr>
+      <w:r>
+        <w:rPr>
+          <w:rFonts w:ascii="Times New Roman" w:eastAsia="Times New Roman" w:hAnsi="Times New Roman" w:cs="Times New Roman"/>
+          <w:b/>
+          <w:bCs/>
+          <w:lang w:val="en-AE"/>
+        </w:rPr>
+        <w:t>Awarded the Individual Excellence Industry Impact IT Award at Mega Expo 2026 for an outstanding graduation project</w:t>
+      </w:r>
+      <w:r>
+        <w:rPr>
+          <w:rFonts w:ascii="Times New Roman" w:eastAsia="Times New Roman" w:hAnsi="Times New Roman" w:cs="Times New Roman"/>
+          <w:lang w:val="en-AE"/>
+        </w:rPr>
+        <w:t>, Bahrain Polytechnic</w:t>
+      </w:r>
+      <w:r>
+        <w:rPr>
+          <w:rFonts w:ascii="Times New Roman" w:eastAsia="Times New Roman" w:hAnsi="Times New Roman" w:cs="Times New Roman"/>
+          <w:b/>
+          <w:bCs/>
+          <w:lang w:val="en-AE"/>
+        </w:rPr>
+        <w:t xml:space="preserve">                                                                       </w:t>
+      </w:r>
+      <w:r>
+        <w:rPr>
+          <w:rFonts w:ascii="Times New Roman" w:eastAsia="Times New Roman" w:hAnsi="Times New Roman" w:cs="Times New Roman"/>
+          <w:b/>
+          <w:bCs/>
+          <w:lang w:val="en-AE"/>
+        </w:rPr>
+        <w:t xml:space="preserve"> </w:t>
+      </w:r>
+      <w:r>
+        <w:rPr>
+          <w:rFonts w:ascii="Times New Roman" w:eastAsia="Times New Roman" w:hAnsi="Times New Roman" w:cs="Times New Roman"/>
+          <w:b/>
+          <w:bCs/>
+          <w:lang w:val="en-AE"/>
+        </w:rPr>
+        <w:t xml:space="preserve">        2026</w:t>
       </w:r>
     </w:p>
     <w:p>
@@ -1898,7 +2009,25 @@
           <w:bCs/>
           <w:highlight w:val="white"/>
         </w:rPr>
-        <w:t xml:space="preserve">                                   2025</w:t>
+        <w:t xml:space="preserve">                      </w:t>
+      </w:r>
+      <w:r>
+        <w:rPr>
+          <w:rFonts w:ascii="Times New Roman" w:eastAsia="Times New Roman" w:hAnsi="Times New Roman" w:cs="Times New Roman"/>
+          <w:b/>
+          <w:bCs/>
+          <w:highlight w:val="white"/>
+        </w:rPr>
+        <w:t xml:space="preserve"> </w:t>
+      </w:r>
+      <w:r>
+        <w:rPr>
+          <w:rFonts w:ascii="Times New Roman" w:eastAsia="Times New Roman" w:hAnsi="Times New Roman" w:cs="Times New Roman"/>
+          <w:b/>
+          <w:bCs/>
+          <w:highlight w:val="white"/>
+        </w:rPr>
+        <w:t xml:space="preserve">             2025</w:t>
       </w:r>
     </w:p>
     <w:p>
@@ -1990,7 +2119,7 @@
       </w:pPr>
       <w:r>
         <w:pict w14:anchorId="71532F88">
-          <v:rect id="_x0000_i1034" style="width:0;height:1.5pt" o:hralign="center" o:hrstd="t" o:hr="t" fillcolor="#a0a0a0" stroked="f"/>
+          <v:rect id="_x0000_i1039" style="width:0;height:1.5pt" o:hralign="center" o:hrstd="t" o:hr="t" fillcolor="#a0a0a0" stroked="f"/>
         </w:pict>
       </w:r>
     </w:p>
@@ -2031,7 +2160,6 @@
           <w:rFonts w:ascii="Times New Roman" w:eastAsia="Times New Roman" w:hAnsi="Times New Roman" w:cs="Times New Roman"/>
           <w:highlight w:val="white"/>
         </w:rPr>
-        <w:lastRenderedPageBreak/>
         <w:t>Coding</w:t>
       </w:r>
     </w:p>
@@ -2070,6 +2198,7 @@
           <w:rFonts w:ascii="Times New Roman" w:eastAsia="Times New Roman" w:hAnsi="Times New Roman" w:cs="Times New Roman"/>
           <w:highlight w:val="white"/>
         </w:rPr>
+        <w:lastRenderedPageBreak/>
         <w:t>Hackathons</w:t>
       </w:r>
     </w:p>
@@ -2503,6 +2632,119 @@
     </w:lvl>
   </w:abstractNum>
   <w:abstractNum w:abstractNumId="3" w15:restartNumberingAfterBreak="0">
+    <w:nsid w:val="25183D39"/>
+    <w:multiLevelType w:val="hybridMultilevel"/>
+    <w:tmpl w:val="D1426486"/>
+    <w:lvl w:ilvl="0" w:tplc="4C090001">
+      <w:start w:val="1"/>
+      <w:numFmt w:val="bullet"/>
+      <w:lvlText w:val=""/>
+      <w:lvlJc w:val="left"/>
+      <w:pPr>
+        <w:ind w:left="720" w:hanging="360"/>
+      </w:pPr>
+      <w:rPr>
+        <w:rFonts w:ascii="Symbol" w:hAnsi="Symbol" w:hint="default"/>
+      </w:rPr>
+    </w:lvl>
+    <w:lvl w:ilvl="1" w:tplc="4C090003" w:tentative="1">
+      <w:start w:val="1"/>
+      <w:numFmt w:val="bullet"/>
+      <w:lvlText w:val="o"/>
+      <w:lvlJc w:val="left"/>
+      <w:pPr>
+        <w:ind w:left="1440" w:hanging="360"/>
+      </w:pPr>
+      <w:rPr>
+        <w:rFonts w:ascii="Courier New" w:hAnsi="Courier New" w:cs="Courier New" w:hint="default"/>
+      </w:rPr>
+    </w:lvl>
+    <w:lvl w:ilvl="2" w:tplc="4C090005" w:tentative="1">
+      <w:start w:val="1"/>
+      <w:numFmt w:val="bullet"/>
+      <w:lvlText w:val=""/>
+      <w:lvlJc w:val="left"/>
+      <w:pPr>
+        <w:ind w:left="2160" w:hanging="360"/>
+      </w:pPr>
+      <w:rPr>
+        <w:rFonts w:ascii="Wingdings" w:hAnsi="Wingdings" w:hint="default"/>
+      </w:rPr>
+    </w:lvl>
+    <w:lvl w:ilvl="3" w:tplc="4C090001" w:tentative="1">
+      <w:start w:val="1"/>
+      <w:numFmt w:val="bullet"/>
+      <w:lvlText w:val=""/>
+      <w:lvlJc w:val="left"/>
+      <w:pPr>
+        <w:ind w:left="2880" w:hanging="360"/>
+      </w:pPr>
+      <w:rPr>
+        <w:rFonts w:ascii="Symbol" w:hAnsi="Symbol" w:hint="default"/>
+      </w:rPr>
+    </w:lvl>
+    <w:lvl w:ilvl="4" w:tplc="4C090003" w:tentative="1">
+      <w:start w:val="1"/>
+      <w:numFmt w:val="bullet"/>
+      <w:lvlText w:val="o"/>
+      <w:lvlJc w:val="left"/>
+      <w:pPr>
+        <w:ind w:left="3600" w:hanging="360"/>
+      </w:pPr>
+      <w:rPr>
+        <w:rFonts w:ascii="Courier New" w:hAnsi="Courier New" w:cs="Courier New" w:hint="default"/>
+      </w:rPr>
+    </w:lvl>
+    <w:lvl w:ilvl="5" w:tplc="4C090005" w:tentative="1">
+      <w:start w:val="1"/>
+      <w:numFmt w:val="bullet"/>
+      <w:lvlText w:val=""/>
+      <w:lvlJc w:val="left"/>
+      <w:pPr>
+        <w:ind w:left="4320" w:hanging="360"/>
+      </w:pPr>
+      <w:rPr>
+        <w:rFonts w:ascii="Wingdings" w:hAnsi="Wingdings" w:hint="default"/>
+      </w:rPr>
+    </w:lvl>
+    <w:lvl w:ilvl="6" w:tplc="4C090001" w:tentative="1">
+      <w:start w:val="1"/>
+      <w:numFmt w:val="bullet"/>
+      <w:lvlText w:val=""/>
+      <w:lvlJc w:val="left"/>
+      <w:pPr>
+        <w:ind w:left="5040" w:hanging="360"/>
+      </w:pPr>
+      <w:rPr>
+        <w:rFonts w:ascii="Symbol" w:hAnsi="Symbol" w:hint="default"/>
+      </w:rPr>
+    </w:lvl>
+    <w:lvl w:ilvl="7" w:tplc="4C090003" w:tentative="1">
+      <w:start w:val="1"/>
+      <w:numFmt w:val="bullet"/>
+      <w:lvlText w:val="o"/>
+      <w:lvlJc w:val="left"/>
+      <w:pPr>
+        <w:ind w:left="5760" w:hanging="360"/>
+      </w:pPr>
+      <w:rPr>
+        <w:rFonts w:ascii="Courier New" w:hAnsi="Courier New" w:cs="Courier New" w:hint="default"/>
+      </w:rPr>
+    </w:lvl>
+    <w:lvl w:ilvl="8" w:tplc="4C090005" w:tentative="1">
+      <w:start w:val="1"/>
+      <w:numFmt w:val="bullet"/>
+      <w:lvlText w:val=""/>
+      <w:lvlJc w:val="left"/>
+      <w:pPr>
+        <w:ind w:left="6480" w:hanging="360"/>
+      </w:pPr>
+      <w:rPr>
+        <w:rFonts w:ascii="Wingdings" w:hAnsi="Wingdings" w:hint="default"/>
+      </w:rPr>
+    </w:lvl>
+  </w:abstractNum>
+  <w:abstractNum w:abstractNumId="4" w15:restartNumberingAfterBreak="0">
     <w:nsid w:val="2DCB7567"/>
     <w:multiLevelType w:val="multilevel"/>
     <w:tmpl w:val="654E0086"/>
@@ -2615,7 +2857,120 @@
       </w:rPr>
     </w:lvl>
   </w:abstractNum>
-  <w:abstractNum w:abstractNumId="4" w15:restartNumberingAfterBreak="0">
+  <w:abstractNum w:abstractNumId="5" w15:restartNumberingAfterBreak="0">
+    <w:nsid w:val="307237FB"/>
+    <w:multiLevelType w:val="hybridMultilevel"/>
+    <w:tmpl w:val="D2886328"/>
+    <w:lvl w:ilvl="0" w:tplc="4C090001">
+      <w:start w:val="1"/>
+      <w:numFmt w:val="bullet"/>
+      <w:lvlText w:val=""/>
+      <w:lvlJc w:val="left"/>
+      <w:pPr>
+        <w:ind w:left="720" w:hanging="360"/>
+      </w:pPr>
+      <w:rPr>
+        <w:rFonts w:ascii="Symbol" w:hAnsi="Symbol" w:hint="default"/>
+      </w:rPr>
+    </w:lvl>
+    <w:lvl w:ilvl="1" w:tplc="4C090003" w:tentative="1">
+      <w:start w:val="1"/>
+      <w:numFmt w:val="bullet"/>
+      <w:lvlText w:val="o"/>
+      <w:lvlJc w:val="left"/>
+      <w:pPr>
+        <w:ind w:left="1440" w:hanging="360"/>
+      </w:pPr>
+      <w:rPr>
+        <w:rFonts w:ascii="Courier New" w:hAnsi="Courier New" w:cs="Courier New" w:hint="default"/>
+      </w:rPr>
+    </w:lvl>
+    <w:lvl w:ilvl="2" w:tplc="4C090005" w:tentative="1">
+      <w:start w:val="1"/>
+      <w:numFmt w:val="bullet"/>
+      <w:lvlText w:val=""/>
+      <w:lvlJc w:val="left"/>
+      <w:pPr>
+        <w:ind w:left="2160" w:hanging="360"/>
+      </w:pPr>
+      <w:rPr>
+        <w:rFonts w:ascii="Wingdings" w:hAnsi="Wingdings" w:hint="default"/>
+      </w:rPr>
+    </w:lvl>
+    <w:lvl w:ilvl="3" w:tplc="4C090001" w:tentative="1">
+      <w:start w:val="1"/>
+      <w:numFmt w:val="bullet"/>
+      <w:lvlText w:val=""/>
+      <w:lvlJc w:val="left"/>
+      <w:pPr>
+        <w:ind w:left="2880" w:hanging="360"/>
+      </w:pPr>
+      <w:rPr>
+        <w:rFonts w:ascii="Symbol" w:hAnsi="Symbol" w:hint="default"/>
+      </w:rPr>
+    </w:lvl>
+    <w:lvl w:ilvl="4" w:tplc="4C090003" w:tentative="1">
+      <w:start w:val="1"/>
+      <w:numFmt w:val="bullet"/>
+      <w:lvlText w:val="o"/>
+      <w:lvlJc w:val="left"/>
+      <w:pPr>
+        <w:ind w:left="3600" w:hanging="360"/>
+      </w:pPr>
+      <w:rPr>
+        <w:rFonts w:ascii="Courier New" w:hAnsi="Courier New" w:cs="Courier New" w:hint="default"/>
+      </w:rPr>
+    </w:lvl>
+    <w:lvl w:ilvl="5" w:tplc="4C090005" w:tentative="1">
+      <w:start w:val="1"/>
+      <w:numFmt w:val="bullet"/>
+      <w:lvlText w:val=""/>
+      <w:lvlJc w:val="left"/>
+      <w:pPr>
+        <w:ind w:left="4320" w:hanging="360"/>
+      </w:pPr>
+      <w:rPr>
+        <w:rFonts w:ascii="Wingdings" w:hAnsi="Wingdings" w:hint="default"/>
+      </w:rPr>
+    </w:lvl>
+    <w:lvl w:ilvl="6" w:tplc="4C090001" w:tentative="1">
+      <w:start w:val="1"/>
+      <w:numFmt w:val="bullet"/>
+      <w:lvlText w:val=""/>
+      <w:lvlJc w:val="left"/>
+      <w:pPr>
+        <w:ind w:left="5040" w:hanging="360"/>
+      </w:pPr>
+      <w:rPr>
+        <w:rFonts w:ascii="Symbol" w:hAnsi="Symbol" w:hint="default"/>
+      </w:rPr>
+    </w:lvl>
+    <w:lvl w:ilvl="7" w:tplc="4C090003" w:tentative="1">
+      <w:start w:val="1"/>
+      <w:numFmt w:val="bullet"/>
+      <w:lvlText w:val="o"/>
+      <w:lvlJc w:val="left"/>
+      <w:pPr>
+        <w:ind w:left="5760" w:hanging="360"/>
+      </w:pPr>
+      <w:rPr>
+        <w:rFonts w:ascii="Courier New" w:hAnsi="Courier New" w:cs="Courier New" w:hint="default"/>
+      </w:rPr>
+    </w:lvl>
+    <w:lvl w:ilvl="8" w:tplc="4C090005" w:tentative="1">
+      <w:start w:val="1"/>
+      <w:numFmt w:val="bullet"/>
+      <w:lvlText w:val=""/>
+      <w:lvlJc w:val="left"/>
+      <w:pPr>
+        <w:ind w:left="6480" w:hanging="360"/>
+      </w:pPr>
+      <w:rPr>
+        <w:rFonts w:ascii="Wingdings" w:hAnsi="Wingdings" w:hint="default"/>
+      </w:rPr>
+    </w:lvl>
+  </w:abstractNum>
+  <w:abstractNum w:abstractNumId="6" w15:restartNumberingAfterBreak="0">
     <w:nsid w:val="348B03A8"/>
     <w:multiLevelType w:val="multilevel"/>
     <w:tmpl w:val="E38AC7AE"/>
@@ -2728,7 +3083,7 @@
       </w:rPr>
     </w:lvl>
   </w:abstractNum>
-  <w:abstractNum w:abstractNumId="5" w15:restartNumberingAfterBreak="0">
+  <w:abstractNum w:abstractNumId="7" w15:restartNumberingAfterBreak="0">
     <w:nsid w:val="37D36540"/>
     <w:multiLevelType w:val="hybridMultilevel"/>
     <w:tmpl w:val="8B269668"/>
@@ -2817,7 +3172,7 @@
       </w:pPr>
     </w:lvl>
   </w:abstractNum>
-  <w:abstractNum w:abstractNumId="6" w15:restartNumberingAfterBreak="0">
+  <w:abstractNum w:abstractNumId="8" w15:restartNumberingAfterBreak="0">
     <w:nsid w:val="49323CD9"/>
     <w:multiLevelType w:val="multilevel"/>
     <w:tmpl w:val="2ABCCA12"/>
@@ -2930,7 +3285,120 @@
       </w:rPr>
     </w:lvl>
   </w:abstractNum>
-  <w:abstractNum w:abstractNumId="7" w15:restartNumberingAfterBreak="0">
+  <w:abstractNum w:abstractNumId="9" w15:restartNumberingAfterBreak="0">
+    <w:nsid w:val="53203AEF"/>
+    <w:multiLevelType w:val="hybridMultilevel"/>
+    <w:tmpl w:val="26B44B58"/>
+    <w:lvl w:ilvl="0" w:tplc="4C090001">
+      <w:start w:val="1"/>
+      <w:numFmt w:val="bullet"/>
+      <w:lvlText w:val=""/>
+      <w:lvlJc w:val="left"/>
+      <w:pPr>
+        <w:ind w:left="720" w:hanging="360"/>
+      </w:pPr>
+      <w:rPr>
+        <w:rFonts w:ascii="Symbol" w:hAnsi="Symbol" w:hint="default"/>
+      </w:rPr>
+    </w:lvl>
+    <w:lvl w:ilvl="1" w:tplc="4C090003">
+      <w:start w:val="1"/>
+      <w:numFmt w:val="bullet"/>
+      <w:lvlText w:val="o"/>
+      <w:lvlJc w:val="left"/>
+      <w:pPr>
+        <w:ind w:left="1440" w:hanging="360"/>
+      </w:pPr>
+      <w:rPr>
+        <w:rFonts w:ascii="Courier New" w:hAnsi="Courier New" w:cs="Courier New" w:hint="default"/>
+      </w:rPr>
+    </w:lvl>
+    <w:lvl w:ilvl="2" w:tplc="4C090005" w:tentative="1">
+      <w:start w:val="1"/>
+      <w:numFmt w:val="bullet"/>
+      <w:lvlText w:val=""/>
+      <w:lvlJc w:val="left"/>
+      <w:pPr>
+        <w:ind w:left="2160" w:hanging="360"/>
+      </w:pPr>
+      <w:rPr>
+        <w:rFonts w:ascii="Wingdings" w:hAnsi="Wingdings" w:hint="default"/>
+      </w:rPr>
+    </w:lvl>
+    <w:lvl w:ilvl="3" w:tplc="4C090001" w:tentative="1">
+      <w:start w:val="1"/>
+      <w:numFmt w:val="bullet"/>
+      <w:lvlText w:val=""/>
+      <w:lvlJc w:val="left"/>
+      <w:pPr>
+        <w:ind w:left="2880" w:hanging="360"/>
+      </w:pPr>
+      <w:rPr>
+        <w:rFonts w:ascii="Symbol" w:hAnsi="Symbol" w:hint="default"/>
+      </w:rPr>
+    </w:lvl>
+    <w:lvl w:ilvl="4" w:tplc="4C090003" w:tentative="1">
+      <w:start w:val="1"/>
+      <w:numFmt w:val="bullet"/>
+      <w:lvlText w:val="o"/>
+      <w:lvlJc w:val="left"/>
+      <w:pPr>
+        <w:ind w:left="3600" w:hanging="360"/>
+      </w:pPr>
+      <w:rPr>
+        <w:rFonts w:ascii="Courier New" w:hAnsi="Courier New" w:cs="Courier New" w:hint="default"/>
+      </w:rPr>
+    </w:lvl>
+    <w:lvl w:ilvl="5" w:tplc="4C090005" w:tentative="1">
+      <w:start w:val="1"/>
+      <w:numFmt w:val="bullet"/>
+      <w:lvlText w:val=""/>
+      <w:lvlJc w:val="left"/>
+      <w:pPr>
+        <w:ind w:left="4320" w:hanging="360"/>
+      </w:pPr>
+      <w:rPr>
+        <w:rFonts w:ascii="Wingdings" w:hAnsi="Wingdings" w:hint="default"/>
+      </w:rPr>
+    </w:lvl>
+    <w:lvl w:ilvl="6" w:tplc="4C090001" w:tentative="1">
+      <w:start w:val="1"/>
+      <w:numFmt w:val="bullet"/>
+      <w:lvlText w:val=""/>
+      <w:lvlJc w:val="left"/>
+      <w:pPr>
+        <w:ind w:left="5040" w:hanging="360"/>
+      </w:pPr>
+      <w:rPr>
+        <w:rFonts w:ascii="Symbol" w:hAnsi="Symbol" w:hint="default"/>
+      </w:rPr>
+    </w:lvl>
+    <w:lvl w:ilvl="7" w:tplc="4C090003" w:tentative="1">
+      <w:start w:val="1"/>
+      <w:numFmt w:val="bullet"/>
+      <w:lvlText w:val="o"/>
+      <w:lvlJc w:val="left"/>
+      <w:pPr>
+        <w:ind w:left="5760" w:hanging="360"/>
+      </w:pPr>
+      <w:rPr>
+        <w:rFonts w:ascii="Courier New" w:hAnsi="Courier New" w:cs="Courier New" w:hint="default"/>
+      </w:rPr>
+    </w:lvl>
+    <w:lvl w:ilvl="8" w:tplc="4C090005" w:tentative="1">
+      <w:start w:val="1"/>
+      <w:numFmt w:val="bullet"/>
+      <w:lvlText w:val=""/>
+      <w:lvlJc w:val="left"/>
+      <w:pPr>
+        <w:ind w:left="6480" w:hanging="360"/>
+      </w:pPr>
+      <w:rPr>
+        <w:rFonts w:ascii="Wingdings" w:hAnsi="Wingdings" w:hint="default"/>
+      </w:rPr>
+    </w:lvl>
+  </w:abstractNum>
+  <w:abstractNum w:abstractNumId="10" w15:restartNumberingAfterBreak="0">
     <w:nsid w:val="56B475D0"/>
     <w:multiLevelType w:val="multilevel"/>
     <w:tmpl w:val="EAC2DD92"/>
@@ -3043,7 +3511,7 @@
       </w:rPr>
     </w:lvl>
   </w:abstractNum>
-  <w:abstractNum w:abstractNumId="8" w15:restartNumberingAfterBreak="0">
+  <w:abstractNum w:abstractNumId="11" w15:restartNumberingAfterBreak="0">
     <w:nsid w:val="5D4738DC"/>
     <w:multiLevelType w:val="multilevel"/>
     <w:tmpl w:val="33746E44"/>
@@ -3156,7 +3624,7 @@
       </w:rPr>
     </w:lvl>
   </w:abstractNum>
-  <w:abstractNum w:abstractNumId="9" w15:restartNumberingAfterBreak="0">
+  <w:abstractNum w:abstractNumId="12" w15:restartNumberingAfterBreak="0">
     <w:nsid w:val="6226157B"/>
     <w:multiLevelType w:val="multilevel"/>
     <w:tmpl w:val="6FC2D848"/>
@@ -3269,7 +3737,7 @@
       </w:rPr>
     </w:lvl>
   </w:abstractNum>
-  <w:abstractNum w:abstractNumId="10" w15:restartNumberingAfterBreak="0">
+  <w:abstractNum w:abstractNumId="13" w15:restartNumberingAfterBreak="0">
     <w:nsid w:val="65B51F83"/>
     <w:multiLevelType w:val="multilevel"/>
     <w:tmpl w:val="2FC869C8"/>
@@ -3383,19 +3851,19 @@
     </w:lvl>
   </w:abstractNum>
   <w:num w:numId="1" w16cid:durableId="1480421691">
+    <w:abstractNumId w:val="11"/>
+  </w:num>
+  <w:num w:numId="2" w16cid:durableId="1670478935">
     <w:abstractNumId w:val="8"/>
   </w:num>
-  <w:num w:numId="2" w16cid:durableId="1670478935">
-    <w:abstractNumId w:val="6"/>
-  </w:num>
   <w:num w:numId="3" w16cid:durableId="630136446">
-    <w:abstractNumId w:val="3"/>
+    <w:abstractNumId w:val="4"/>
   </w:num>
   <w:num w:numId="4" w16cid:durableId="151988740">
     <w:abstractNumId w:val="2"/>
   </w:num>
   <w:num w:numId="5" w16cid:durableId="802650076">
-    <w:abstractNumId w:val="4"/>
+    <w:abstractNumId w:val="6"/>
   </w:num>
   <w:num w:numId="6" w16cid:durableId="882905096">
     <w:abstractNumId w:val="1"/>
@@ -3404,16 +3872,25 @@
     <w:abstractNumId w:val="0"/>
   </w:num>
   <w:num w:numId="8" w16cid:durableId="1200632531">
+    <w:abstractNumId w:val="13"/>
+  </w:num>
+  <w:num w:numId="9" w16cid:durableId="786240300">
+    <w:abstractNumId w:val="12"/>
+  </w:num>
+  <w:num w:numId="10" w16cid:durableId="203294321">
     <w:abstractNumId w:val="10"/>
   </w:num>
-  <w:num w:numId="9" w16cid:durableId="786240300">
+  <w:num w:numId="11" w16cid:durableId="1122110949">
+    <w:abstractNumId w:val="7"/>
+  </w:num>
+  <w:num w:numId="12" w16cid:durableId="1745566651">
+    <w:abstractNumId w:val="5"/>
+  </w:num>
+  <w:num w:numId="13" w16cid:durableId="1029331115">
     <w:abstractNumId w:val="9"/>
   </w:num>
-  <w:num w:numId="10" w16cid:durableId="203294321">
-    <w:abstractNumId w:val="7"/>
-  </w:num>
-  <w:num w:numId="11" w16cid:durableId="1122110949">
-    <w:abstractNumId w:val="5"/>
+  <w:num w:numId="14" w16cid:durableId="1012605394">
+    <w:abstractNumId w:val="3"/>
   </w:num>
 </w:numbering>
 </file>
